--- a/GCCWebApp/docs/user-guide/GCC_Accounts_SignIn_Guide_v1.0.docx
+++ b/GCCWebApp/docs/user-guide/GCC_Accounts_SignIn_Guide_v1.0.docx
@@ -2591,7 +2591,7 @@
       <w:r>
         <w:drawing>
           <wp:inline xmlns:a="http://schemas.openxmlformats.org/drawingml/2006/main" xmlns:pic="http://schemas.openxmlformats.org/drawingml/2006/picture">
-            <wp:extent cx="3872752" cy="6583678"/>
+            <wp:extent cx="3954162" cy="6583680"/>
             <wp:docPr id="8" name="Picture 8"/>
             <wp:cNvGraphicFramePr>
               <a:graphicFrameLocks noChangeAspect="1"/>
@@ -2612,7 +2612,7 @@
                   <pic:spPr>
                     <a:xfrm>
                       <a:off x="0" y="0"/>
-                      <a:ext cx="3872752" cy="6583678"/>
+                      <a:ext cx="3954162" cy="6583680"/>
                     </a:xfrm>
                     <a:prstGeom prst="rect"/>
                   </pic:spPr>
@@ -2669,7 +2669,7 @@
       <w:r>
         <w:drawing>
           <wp:inline xmlns:a="http://schemas.openxmlformats.org/drawingml/2006/main" xmlns:pic="http://schemas.openxmlformats.org/drawingml/2006/picture">
-            <wp:extent cx="4543079" cy="6583679"/>
+            <wp:extent cx="4483777" cy="6583679"/>
             <wp:docPr id="9" name="Picture 9"/>
             <wp:cNvGraphicFramePr>
               <a:graphicFrameLocks noChangeAspect="1"/>
@@ -2690,7 +2690,7 @@
                   <pic:spPr>
                     <a:xfrm>
                       <a:off x="0" y="0"/>
-                      <a:ext cx="4543079" cy="6583679"/>
+                      <a:ext cx="4483777" cy="6583679"/>
                     </a:xfrm>
                     <a:prstGeom prst="rect"/>
                   </pic:spPr>
